--- a/technical_report.docx
+++ b/technical_report.docx
@@ -218,7 +218,27 @@
           <w:szCs w:val="26"/>
           <w:lang w:val="vi-VN"/>
         </w:rPr>
-        <w:t xml:space="preserve"> Moon </w:t>
+        <w:t xml:space="preserve"> </w:t>
+      </w:r>
+      <w:r>
+        <w:rPr>
+          <w:rFonts w:ascii="Times New Roman" w:hAnsi="Times New Roman" w:cs="Times New Roman"/>
+          <w:color w:val="000000" w:themeColor="text1"/>
+          <w:sz w:val="26"/>
+          <w:szCs w:val="26"/>
+          <w:lang w:val="en-US"/>
+        </w:rPr>
+        <w:t>Shahabaz</w:t>
+      </w:r>
+      <w:r>
+        <w:rPr>
+          <w:rFonts w:ascii="Times New Roman" w:hAnsi="Times New Roman" w:cs="Times New Roman"/>
+          <w:color w:val="000000" w:themeColor="text1"/>
+          <w:sz w:val="26"/>
+          <w:szCs w:val="26"/>
+          <w:lang w:val="vi-VN"/>
+        </w:rPr>
+        <w:t xml:space="preserve"> </w:t>
       </w:r>
       <w:r>
         <w:rPr>
@@ -256,7 +276,16 @@
           <w:sz w:val="24"/>
           <w:szCs w:val="24"/>
         </w:rPr>
-        <w:t>School of Computing</w:t>
+        <w:t>School of C</w:t>
+      </w:r>
+      <w:r>
+        <w:rPr>
+          <w:rFonts w:ascii="Times New Roman" w:hAnsi="Times New Roman" w:cs="Times New Roman"/>
+          <w:color w:val="000000" w:themeColor="text1"/>
+          <w:sz w:val="24"/>
+          <w:szCs w:val="24"/>
+        </w:rPr>
+        <w:t>omputing</w:t>
       </w:r>
     </w:p>
     <w:p>
@@ -434,12 +463,6 @@
         <w:gridCol w:w="9026"/>
       </w:tblGrid>
       <w:tr>
-        <w:tblPrEx>
-          <w:tblCellMar>
-            <w:top w:w="0" w:type="dxa"/>
-            <w:bottom w:w="0" w:type="dxa"/>
-          </w:tblCellMar>
-        </w:tblPrEx>
         <w:tc>
           <w:tcPr>
             <w:tcW w:w="9026" w:type="dxa"/>
@@ -462,12 +485,6 @@
         </w:tc>
       </w:tr>
       <w:tr>
-        <w:tblPrEx>
-          <w:tblCellMar>
-            <w:top w:w="0" w:type="dxa"/>
-            <w:bottom w:w="0" w:type="dxa"/>
-          </w:tblCellMar>
-        </w:tblPrEx>
         <w:tc>
           <w:tcPr>
             <w:tcW w:w="9026" w:type="dxa"/>
@@ -490,12 +507,6 @@
         </w:tc>
       </w:tr>
       <w:tr>
-        <w:tblPrEx>
-          <w:tblCellMar>
-            <w:top w:w="0" w:type="dxa"/>
-            <w:bottom w:w="0" w:type="dxa"/>
-          </w:tblCellMar>
-        </w:tblPrEx>
         <w:tc>
           <w:tcPr>
             <w:tcW w:w="9026" w:type="dxa"/>
@@ -518,12 +529,6 @@
         </w:tc>
       </w:tr>
       <w:tr>
-        <w:tblPrEx>
-          <w:tblCellMar>
-            <w:top w:w="0" w:type="dxa"/>
-            <w:bottom w:w="0" w:type="dxa"/>
-          </w:tblCellMar>
-        </w:tblPrEx>
         <w:tc>
           <w:tcPr>
             <w:tcW w:w="9026" w:type="dxa"/>
@@ -546,12 +551,6 @@
         </w:tc>
       </w:tr>
       <w:tr>
-        <w:tblPrEx>
-          <w:tblCellMar>
-            <w:top w:w="0" w:type="dxa"/>
-            <w:bottom w:w="0" w:type="dxa"/>
-          </w:tblCellMar>
-        </w:tblPrEx>
         <w:tc>
           <w:tcPr>
             <w:tcW w:w="9026" w:type="dxa"/>
@@ -574,12 +573,6 @@
         </w:tc>
       </w:tr>
       <w:tr>
-        <w:tblPrEx>
-          <w:tblCellMar>
-            <w:top w:w="0" w:type="dxa"/>
-            <w:bottom w:w="0" w:type="dxa"/>
-          </w:tblCellMar>
-        </w:tblPrEx>
         <w:tc>
           <w:tcPr>
             <w:tcW w:w="9026" w:type="dxa"/>
@@ -602,12 +595,6 @@
         </w:tc>
       </w:tr>
       <w:tr>
-        <w:tblPrEx>
-          <w:tblCellMar>
-            <w:top w:w="0" w:type="dxa"/>
-            <w:bottom w:w="0" w:type="dxa"/>
-          </w:tblCellMar>
-        </w:tblPrEx>
         <w:tc>
           <w:tcPr>
             <w:tcW w:w="9026" w:type="dxa"/>
@@ -630,12 +617,6 @@
         </w:tc>
       </w:tr>
       <w:tr>
-        <w:tblPrEx>
-          <w:tblCellMar>
-            <w:top w:w="0" w:type="dxa"/>
-            <w:bottom w:w="0" w:type="dxa"/>
-          </w:tblCellMar>
-        </w:tblPrEx>
         <w:tc>
           <w:tcPr>
             <w:tcW w:w="9026" w:type="dxa"/>
@@ -658,12 +639,6 @@
         </w:tc>
       </w:tr>
       <w:tr>
-        <w:tblPrEx>
-          <w:tblCellMar>
-            <w:top w:w="0" w:type="dxa"/>
-            <w:bottom w:w="0" w:type="dxa"/>
-          </w:tblCellMar>
-        </w:tblPrEx>
         <w:tc>
           <w:tcPr>
             <w:tcW w:w="9026" w:type="dxa"/>
@@ -686,12 +661,6 @@
         </w:tc>
       </w:tr>
       <w:tr>
-        <w:tblPrEx>
-          <w:tblCellMar>
-            <w:top w:w="0" w:type="dxa"/>
-            <w:bottom w:w="0" w:type="dxa"/>
-          </w:tblCellMar>
-        </w:tblPrEx>
         <w:tc>
           <w:tcPr>
             <w:tcW w:w="9026" w:type="dxa"/>
@@ -714,12 +683,6 @@
         </w:tc>
       </w:tr>
       <w:tr>
-        <w:tblPrEx>
-          <w:tblCellMar>
-            <w:top w:w="0" w:type="dxa"/>
-            <w:bottom w:w="0" w:type="dxa"/>
-          </w:tblCellMar>
-        </w:tblPrEx>
         <w:tc>
           <w:tcPr>
             <w:tcW w:w="9026" w:type="dxa"/>
@@ -742,12 +705,6 @@
         </w:tc>
       </w:tr>
       <w:tr>
-        <w:tblPrEx>
-          <w:tblCellMar>
-            <w:top w:w="0" w:type="dxa"/>
-            <w:bottom w:w="0" w:type="dxa"/>
-          </w:tblCellMar>
-        </w:tblPrEx>
         <w:tc>
           <w:tcPr>
             <w:tcW w:w="9026" w:type="dxa"/>
@@ -770,12 +727,6 @@
         </w:tc>
       </w:tr>
       <w:tr>
-        <w:tblPrEx>
-          <w:tblCellMar>
-            <w:top w:w="0" w:type="dxa"/>
-            <w:bottom w:w="0" w:type="dxa"/>
-          </w:tblCellMar>
-        </w:tblPrEx>
         <w:tc>
           <w:tcPr>
             <w:tcW w:w="9026" w:type="dxa"/>
@@ -798,12 +749,6 @@
         </w:tc>
       </w:tr>
       <w:tr>
-        <w:tblPrEx>
-          <w:tblCellMar>
-            <w:top w:w="0" w:type="dxa"/>
-            <w:bottom w:w="0" w:type="dxa"/>
-          </w:tblCellMar>
-        </w:tblPrEx>
         <w:tc>
           <w:tcPr>
             <w:tcW w:w="9026" w:type="dxa"/>
@@ -826,12 +771,6 @@
         </w:tc>
       </w:tr>
       <w:tr>
-        <w:tblPrEx>
-          <w:tblCellMar>
-            <w:top w:w="0" w:type="dxa"/>
-            <w:bottom w:w="0" w:type="dxa"/>
-          </w:tblCellMar>
-        </w:tblPrEx>
         <w:tc>
           <w:tcPr>
             <w:tcW w:w="9026" w:type="dxa"/>
@@ -854,12 +793,6 @@
         </w:tc>
       </w:tr>
       <w:tr>
-        <w:tblPrEx>
-          <w:tblCellMar>
-            <w:top w:w="0" w:type="dxa"/>
-            <w:bottom w:w="0" w:type="dxa"/>
-          </w:tblCellMar>
-        </w:tblPrEx>
         <w:tc>
           <w:tcPr>
             <w:tcW w:w="9026" w:type="dxa"/>
@@ -882,12 +815,6 @@
         </w:tc>
       </w:tr>
       <w:tr>
-        <w:tblPrEx>
-          <w:tblCellMar>
-            <w:top w:w="0" w:type="dxa"/>
-            <w:bottom w:w="0" w:type="dxa"/>
-          </w:tblCellMar>
-        </w:tblPrEx>
         <w:tc>
           <w:tcPr>
             <w:tcW w:w="9026" w:type="dxa"/>
@@ -910,12 +837,6 @@
         </w:tc>
       </w:tr>
       <w:tr>
-        <w:tblPrEx>
-          <w:tblCellMar>
-            <w:top w:w="0" w:type="dxa"/>
-            <w:bottom w:w="0" w:type="dxa"/>
-          </w:tblCellMar>
-        </w:tblPrEx>
         <w:tc>
           <w:tcPr>
             <w:tcW w:w="9026" w:type="dxa"/>
@@ -938,12 +859,6 @@
         </w:tc>
       </w:tr>
       <w:tr>
-        <w:tblPrEx>
-          <w:tblCellMar>
-            <w:top w:w="0" w:type="dxa"/>
-            <w:bottom w:w="0" w:type="dxa"/>
-          </w:tblCellMar>
-        </w:tblPrEx>
         <w:tc>
           <w:tcPr>
             <w:tcW w:w="9026" w:type="dxa"/>
@@ -966,12 +881,6 @@
         </w:tc>
       </w:tr>
       <w:tr>
-        <w:tblPrEx>
-          <w:tblCellMar>
-            <w:top w:w="0" w:type="dxa"/>
-            <w:bottom w:w="0" w:type="dxa"/>
-          </w:tblCellMar>
-        </w:tblPrEx>
         <w:tc>
           <w:tcPr>
             <w:tcW w:w="9026" w:type="dxa"/>
@@ -994,12 +903,6 @@
         </w:tc>
       </w:tr>
       <w:tr>
-        <w:tblPrEx>
-          <w:tblCellMar>
-            <w:top w:w="0" w:type="dxa"/>
-            <w:bottom w:w="0" w:type="dxa"/>
-          </w:tblCellMar>
-        </w:tblPrEx>
         <w:tc>
           <w:tcPr>
             <w:tcW w:w="9026" w:type="dxa"/>
@@ -1087,7 +990,21 @@
           <w:rFonts w:ascii="Times New Roman" w:hAnsi="Times New Roman" w:cs="Times New Roman"/>
           <w:color w:val="000000" w:themeColor="text1"/>
         </w:rPr>
-        <w:t>The Health Operation Scheduler is a Java desktop application developed for the IC10039 module by a three-person team (Mohamed, Huy Ngo, and Yanis). The system addresses the need for healthcare facilities to efficiently manage and coordinate the schedules of multiple health professionals, including doctors, nurses, and physiotherapists.</w:t>
+        <w:t>The Health Operation Scheduler is a Java desktop application developed for the IC10039 module</w:t>
+      </w:r>
+      <w:r>
+        <w:rPr>
+          <w:rFonts w:ascii="Times New Roman" w:hAnsi="Times New Roman" w:cs="Times New Roman"/>
+          <w:color w:val="000000" w:themeColor="text1"/>
+        </w:rPr>
+        <w:t xml:space="preserve">. </w:t>
+      </w:r>
+      <w:r>
+        <w:rPr>
+          <w:rFonts w:ascii="Times New Roman" w:hAnsi="Times New Roman" w:cs="Times New Roman"/>
+          <w:color w:val="000000" w:themeColor="text1"/>
+        </w:rPr>
+        <w:t>The system addresses the need for healthcare facilities to efficiently manage and coordinate the schedules of multiple health professionals, including doctors, nurses, and physiotherapists.</w:t>
       </w:r>
     </w:p>
     <w:p>
@@ -1164,21 +1081,7 @@
           <w:rFonts w:ascii="Times New Roman" w:hAnsi="Times New Roman" w:cs="Times New Roman"/>
           <w:color w:val="000000" w:themeColor="text1"/>
         </w:rPr>
-        <w:t>To design and implement a data store of health professionals with full</w:t>
-      </w:r>
-      <w:r>
-        <w:rPr>
-          <w:rFonts w:ascii="Times New Roman" w:hAnsi="Times New Roman" w:cs="Times New Roman"/>
-          <w:color w:val="000000" w:themeColor="text1"/>
-        </w:rPr>
-        <w:t xml:space="preserve"> </w:t>
-      </w:r>
-      <w:r>
-        <w:rPr>
-          <w:rFonts w:ascii="Times New Roman" w:hAnsi="Times New Roman" w:cs="Times New Roman"/>
-          <w:color w:val="000000" w:themeColor="text1"/>
-        </w:rPr>
-        <w:t>operations</w:t>
+        <w:t>To design and implement a data store of health professionals with full operations</w:t>
       </w:r>
       <w:r>
         <w:rPr>
@@ -2655,26 +2558,6 @@
           <w:rFonts w:ascii="Times New Roman" w:hAnsi="Times New Roman" w:cs="Times New Roman"/>
           <w:color w:val="000000" w:themeColor="text1"/>
         </w:rPr>
-        <w:t>Portability: The application compiles and runs on Windows, Linux, and macOS using standard JDK 11+ tooling with no external library dependencies.</w:t>
-      </w:r>
-    </w:p>
-    <w:p>
-      <w:pPr>
-        <w:pStyle w:val="ListParagraph"/>
-        <w:numPr>
-          <w:ilvl w:val="0"/>
-          <w:numId w:val="2"/>
-        </w:numPr>
-        <w:rPr>
-          <w:rFonts w:ascii="Times New Roman" w:hAnsi="Times New Roman" w:cs="Times New Roman"/>
-          <w:color w:val="000000" w:themeColor="text1"/>
-        </w:rPr>
-      </w:pPr>
-      <w:r>
-        <w:rPr>
-          <w:rFonts w:ascii="Times New Roman" w:hAnsi="Times New Roman" w:cs="Times New Roman"/>
-          <w:color w:val="000000" w:themeColor="text1"/>
-        </w:rPr>
         <w:t>Persistence: The entire AppState object graph (professionals, diaries, task lists) is serialised atomically to a single .dat file using Java's ObjectOutputStream, ensuring a consistent saved state.</w:t>
       </w:r>
     </w:p>
@@ -2880,7 +2763,6 @@
                 <w:sz w:val="20"/>
                 <w:szCs w:val="20"/>
               </w:rPr>
-              <w:lastRenderedPageBreak/>
               <w:t>Pre-condition</w:t>
             </w:r>
           </w:p>
@@ -2929,6 +2811,7 @@
                 <w:sz w:val="20"/>
                 <w:szCs w:val="20"/>
               </w:rPr>
+              <w:lastRenderedPageBreak/>
               <w:t>Main Flow</w:t>
             </w:r>
           </w:p>
@@ -4271,16 +4154,6 @@
                 <w:szCs w:val="20"/>
               </w:rPr>
               <w:tab/>
-            </w:r>
-            <w:r>
-              <w:rPr>
-                <w:rFonts w:ascii="Times New Roman" w:hAnsi="Times New Roman" w:cs="Times New Roman"/>
-                <w:b/>
-                <w:bCs/>
-                <w:color w:val="000000" w:themeColor="text1"/>
-                <w:sz w:val="20"/>
-                <w:szCs w:val="20"/>
-              </w:rPr>
               <w:t>Class</w:t>
             </w:r>
           </w:p>
@@ -5203,19 +5076,19 @@
     <w:tbl>
       <w:tblPr>
         <w:tblStyle w:val="TableGrid"/>
-        <w:tblW w:w="9114" w:type="dxa"/>
+        <w:tblW w:w="9170" w:type="dxa"/>
         <w:tblLook w:val="0000" w:firstRow="0" w:lastRow="0" w:firstColumn="0" w:lastColumn="0" w:noHBand="0" w:noVBand="0"/>
       </w:tblPr>
       <w:tblGrid>
-        <w:gridCol w:w="9114"/>
+        <w:gridCol w:w="9170"/>
       </w:tblGrid>
       <w:tr>
         <w:trPr>
-          <w:trHeight w:val="7413"/>
+          <w:trHeight w:val="6584"/>
         </w:trPr>
         <w:tc>
           <w:tcPr>
-            <w:tcW w:w="9114" w:type="dxa"/>
+            <w:tcW w:w="9170" w:type="dxa"/>
           </w:tcPr>
           <w:p>
             <w:pPr>
@@ -5343,14 +5216,6 @@
                 <w:color w:val="000000" w:themeColor="text1"/>
               </w:rPr>
             </w:pPr>
-          </w:p>
-          <w:p>
-            <w:pPr>
-              <w:rPr>
-                <w:rFonts w:ascii="Times New Roman" w:hAnsi="Times New Roman" w:cs="Times New Roman"/>
-                <w:color w:val="000000" w:themeColor="text1"/>
-              </w:rPr>
-            </w:pPr>
             <w:r>
               <w:rPr>
                 <w:rFonts w:ascii="Times New Roman" w:hAnsi="Times New Roman" w:cs="Times New Roman"/>
@@ -5413,14 +5278,6 @@
                 <w:color w:val="000000" w:themeColor="text1"/>
               </w:rPr>
             </w:pPr>
-          </w:p>
-          <w:p>
-            <w:pPr>
-              <w:rPr>
-                <w:rFonts w:ascii="Times New Roman" w:hAnsi="Times New Roman" w:cs="Times New Roman"/>
-                <w:color w:val="000000" w:themeColor="text1"/>
-              </w:rPr>
-            </w:pPr>
             <w:r>
               <w:rPr>
                 <w:rFonts w:ascii="Times New Roman" w:hAnsi="Times New Roman" w:cs="Times New Roman"/>
@@ -5453,14 +5310,6 @@
                 <w:color w:val="000000" w:themeColor="text1"/>
               </w:rPr>
             </w:pPr>
-          </w:p>
-          <w:p>
-            <w:pPr>
-              <w:rPr>
-                <w:rFonts w:ascii="Times New Roman" w:hAnsi="Times New Roman" w:cs="Times New Roman"/>
-                <w:color w:val="000000" w:themeColor="text1"/>
-              </w:rPr>
-            </w:pPr>
             <w:r>
               <w:rPr>
                 <w:rFonts w:ascii="Times New Roman" w:hAnsi="Times New Roman" w:cs="Times New Roman"/>
@@ -5523,14 +5372,6 @@
                 <w:color w:val="000000" w:themeColor="text1"/>
               </w:rPr>
             </w:pPr>
-          </w:p>
-          <w:p>
-            <w:pPr>
-              <w:rPr>
-                <w:rFonts w:ascii="Times New Roman" w:hAnsi="Times New Roman" w:cs="Times New Roman"/>
-                <w:color w:val="000000" w:themeColor="text1"/>
-              </w:rPr>
-            </w:pPr>
             <w:r>
               <w:rPr>
                 <w:rFonts w:ascii="Times New Roman" w:hAnsi="Times New Roman" w:cs="Times New Roman"/>
@@ -5600,14 +5441,6 @@
               </w:rPr>
               <w:t xml:space="preserve">  │      coWorkerIds : List&lt;String&gt;</w:t>
             </w:r>
-          </w:p>
-          <w:p>
-            <w:pPr>
-              <w:rPr>
-                <w:rFonts w:ascii="Times New Roman" w:hAnsi="Times New Roman" w:cs="Times New Roman"/>
-                <w:color w:val="000000" w:themeColor="text1"/>
-              </w:rPr>
-            </w:pPr>
           </w:p>
           <w:p>
             <w:pPr>
@@ -5827,8 +5660,15 @@
           <w:rFonts w:ascii="Times New Roman" w:hAnsi="Times New Roman" w:cs="Times New Roman"/>
           <w:color w:val="000000" w:themeColor="text1"/>
         </w:rPr>
+        <w:t xml:space="preserve">The undo stack is an ArrayDeque used in LIFO mode (push/pop). ArrayDeque is preferred over the legacy Stack class because it is not synchronised (no unnecessary thread-safety overhead) and its push/pop operations are O(1) amortised. A LinkedList could also serve as a stack; however, ArrayDeque has better cache performance </w:t>
+      </w:r>
+      <w:r>
+        <w:rPr>
+          <w:rFonts w:ascii="Times New Roman" w:hAnsi="Times New Roman" w:cs="Times New Roman"/>
+          <w:color w:val="000000" w:themeColor="text1"/>
+        </w:rPr>
         <w:lastRenderedPageBreak/>
-        <w:t>The undo stack is an ArrayDeque used in LIFO mode (push/pop). ArrayDeque is preferred over the legacy Stack class because it is not synchronised (no unnecessary thread-safety overhead) and its push/pop operations are O(1) amortised. A LinkedList could also serve as a stack; however, ArrayDeque has better cache performance due to contiguous array-backed storage. Each UndoAction stores the action type (one of nine ActionType enum values), the target entity ID, the professional ID, and the before/after states.</w:t>
+        <w:t>due to contiguous array-backed storage. Each UndoAction stores the action type (one of nine ActionType enum values), the target entity ID, the professional ID, and the before/after states.</w:t>
       </w:r>
     </w:p>
     <w:p>
@@ -6592,8 +6432,10 @@
           <w:p>
             <w:pPr>
               <w:rPr>
-                <w:rFonts w:ascii="Times New Roman" w:hAnsi="Times New Roman" w:cs="Times New Roman"/>
-                <w:color w:val="000000" w:themeColor="text1"/>
+                <w:rFonts w:ascii="Times New Roman" w:eastAsia="Courier New" w:hAnsi="Times New Roman" w:cs="Times New Roman"/>
+                <w:color w:val="000000" w:themeColor="text1"/>
+                <w:sz w:val="18"/>
+                <w:szCs w:val="18"/>
               </w:rPr>
             </w:pPr>
             <w:r>
@@ -15991,14 +15833,6 @@
     </w:p>
     <w:p>
       <w:pPr>
-        <w:rPr>
-          <w:rFonts w:ascii="Times New Roman" w:hAnsi="Times New Roman" w:cs="Times New Roman"/>
-          <w:color w:val="000000" w:themeColor="text1"/>
-        </w:rPr>
-      </w:pPr>
-    </w:p>
-    <w:p>
-      <w:pPr>
         <w:spacing w:before="60" w:after="60"/>
         <w:jc w:val="both"/>
         <w:rPr>
@@ -16013,7 +15847,16 @@
           <w:bCs/>
           <w:color w:val="000000" w:themeColor="text1"/>
         </w:rPr>
-        <w:t xml:space="preserve">Tab 4 </w:t>
+        <w:t>T</w:t>
+      </w:r>
+      <w:r>
+        <w:rPr>
+          <w:rFonts w:ascii="Times New Roman" w:hAnsi="Times New Roman" w:cs="Times New Roman"/>
+          <w:b/>
+          <w:bCs/>
+          <w:color w:val="000000" w:themeColor="text1"/>
+        </w:rPr>
+        <w:t xml:space="preserve">ab 4 </w:t>
       </w:r>
       <w:r>
         <w:rPr>
@@ -16255,6 +16098,7 @@
           <w:ilvl w:val="0"/>
           <w:numId w:val="2"/>
         </w:numPr>
+        <w:jc w:val="both"/>
         <w:rPr>
           <w:rFonts w:ascii="Times New Roman" w:hAnsi="Times New Roman" w:cs="Times New Roman"/>
           <w:color w:val="000000" w:themeColor="text1"/>
@@ -16281,19 +16125,23 @@
         <w:rPr>
           <w:rFonts w:ascii="Times New Roman" w:hAnsi="Times New Roman" w:cs="Times New Roman"/>
           <w:color w:val="000000" w:themeColor="text1"/>
-          <w:lang w:val="vi-VN"/>
-        </w:rPr>
-      </w:pPr>
-      <w:r>
-        <w:rPr>
-          <w:rFonts w:ascii="Times New Roman" w:hAnsi="Times New Roman" w:cs="Times New Roman"/>
-          <w:b/>
-          <w:bCs/>
-          <w:color w:val="000000" w:themeColor="text1"/>
           <w:sz w:val="24"/>
           <w:szCs w:val="24"/>
           <w:u w:val="single"/>
-        </w:rPr>
+          <w:lang w:val="en-US"/>
+        </w:rPr>
+      </w:pPr>
+      <w:r>
+        <w:rPr>
+          <w:rFonts w:ascii="Times New Roman" w:hAnsi="Times New Roman" w:cs="Times New Roman"/>
+          <w:b/>
+          <w:bCs/>
+          <w:color w:val="000000" w:themeColor="text1"/>
+          <w:sz w:val="24"/>
+          <w:szCs w:val="24"/>
+          <w:u w:val="single"/>
+        </w:rPr>
+        <w:lastRenderedPageBreak/>
         <w:t>8. Self-Evaluation and Reflection</w:t>
       </w:r>
       <w:r>
@@ -16310,125 +16158,380 @@
     </w:p>
     <w:p>
       <w:pPr>
-        <w:pStyle w:val="Heading2"/>
-        <w:spacing w:before="240" w:after="120"/>
-        <w:rPr>
-          <w:rFonts w:ascii="Times New Roman" w:hAnsi="Times New Roman" w:cs="Times New Roman"/>
-          <w:color w:val="000000" w:themeColor="text1"/>
-          <w:sz w:val="22"/>
-          <w:szCs w:val="22"/>
+        <w:rPr>
+          <w:rFonts w:ascii="Times New Roman" w:hAnsi="Times New Roman" w:cs="Times New Roman"/>
+          <w:color w:val="000000" w:themeColor="text1"/>
+          <w:lang w:val="en-US"/>
         </w:rPr>
       </w:pPr>
-      <w:r>
-        <w:rPr>
-          <w:rFonts w:ascii="Times New Roman" w:hAnsi="Times New Roman" w:cs="Times New Roman"/>
-          <w:color w:val="000000" w:themeColor="text1"/>
-          <w:sz w:val="22"/>
-          <w:szCs w:val="22"/>
-        </w:rPr>
-        <w:t>Team Reflection</w:t>
-      </w:r>
     </w:p>
+    <w:tbl>
+      <w:tblPr>
+        <w:tblStyle w:val="TableGrid"/>
+        <w:tblW w:w="9026" w:type="dxa"/>
+        <w:tblBorders>
+          <w:top w:val="none" w:sz="0" w:space="0" w:color="auto"/>
+          <w:left w:val="none" w:sz="0" w:space="0" w:color="auto"/>
+          <w:bottom w:val="none" w:sz="0" w:space="0" w:color="auto"/>
+          <w:right w:val="none" w:sz="0" w:space="0" w:color="auto"/>
+          <w:insideH w:val="none" w:sz="0" w:space="0" w:color="auto"/>
+          <w:insideV w:val="none" w:sz="0" w:space="0" w:color="auto"/>
+        </w:tblBorders>
+        <w:tblLook w:val="0000" w:firstRow="0" w:lastRow="0" w:firstColumn="0" w:lastColumn="0" w:noHBand="0" w:noVBand="0"/>
+      </w:tblPr>
+      <w:tblGrid>
+        <w:gridCol w:w="9026"/>
+      </w:tblGrid>
+      <w:tr>
+        <w:tc>
+          <w:tcPr>
+            <w:tcW w:w="9026" w:type="dxa"/>
+          </w:tcPr>
+          <w:p>
+            <w:pPr>
+              <w:spacing w:after="80"/>
+              <w:rPr>
+                <w:rFonts w:ascii="Times New Roman" w:hAnsi="Times New Roman" w:cs="Times New Roman"/>
+                <w:color w:val="000000" w:themeColor="text1"/>
+              </w:rPr>
+            </w:pPr>
+            <w:r>
+              <w:rPr>
+                <w:rFonts w:ascii="Times New Roman" w:hAnsi="Times New Roman" w:cs="Times New Roman"/>
+                <w:b/>
+                <w:bCs/>
+                <w:color w:val="000000" w:themeColor="text1"/>
+              </w:rPr>
+              <w:t xml:space="preserve">Mohamed </w:t>
+            </w:r>
+          </w:p>
+          <w:p>
+            <w:pPr>
+              <w:spacing w:after="80"/>
+              <w:jc w:val="both"/>
+              <w:rPr>
+                <w:rFonts w:ascii="Times New Roman" w:hAnsi="Times New Roman" w:cs="Times New Roman"/>
+                <w:color w:val="000000" w:themeColor="text1"/>
+              </w:rPr>
+            </w:pPr>
+            <w:r>
+              <w:rPr>
+                <w:rFonts w:ascii="Times New Roman" w:hAnsi="Times New Roman" w:cs="Times New Roman"/>
+                <w:color w:val="000000" w:themeColor="text1"/>
+              </w:rPr>
+              <w:t>My main work was implementing the core classes: Appointment, HealthProfessional, Diary, and UndoManager. In Appointment, I chose to store LocalDate and LocalTime separately instead of LocalDateTime. This made it easier to keep the Diarystructure simple and perform time comparisons in the search algorithm. I also added the coWorkerIds list for the co-worker booking extension.</w:t>
+            </w:r>
+            <w:r>
+              <w:rPr>
+                <w:rFonts w:ascii="Times New Roman" w:hAnsi="Times New Roman" w:cs="Times New Roman"/>
+                <w:color w:val="000000" w:themeColor="text1"/>
+              </w:rPr>
+              <w:t xml:space="preserve"> </w:t>
+            </w:r>
+            <w:r>
+              <w:rPr>
+                <w:rFonts w:ascii="Times New Roman" w:hAnsi="Times New Roman" w:cs="Times New Roman"/>
+                <w:color w:val="000000" w:themeColor="text1"/>
+              </w:rPr>
+              <w:t>In Diary, I changed the structure from HashMap to TreeMap so that dates are automatically kept in order, which simplified displaying appointments and iterating through days. I also made sure that when the last appointment on a date is removed, the empty entry is cleaned up.</w:t>
+            </w:r>
+            <w:r>
+              <w:rPr>
+                <w:rFonts w:ascii="Times New Roman" w:hAnsi="Times New Roman" w:cs="Times New Roman"/>
+                <w:color w:val="000000" w:themeColor="text1"/>
+              </w:rPr>
+              <w:t xml:space="preserve"> </w:t>
+            </w:r>
+            <w:r>
+              <w:rPr>
+                <w:rFonts w:ascii="Times New Roman" w:hAnsi="Times New Roman" w:cs="Times New Roman"/>
+                <w:color w:val="000000" w:themeColor="text1"/>
+              </w:rPr>
+              <w:t>For UndoManager, I stored full object snapshots before and after actions because it made the undo logic easier to implement, even though it uses a bit more memory.</w:t>
+            </w:r>
+          </w:p>
+        </w:tc>
+      </w:tr>
+    </w:tbl>
     <w:p>
       <w:pPr>
-        <w:spacing w:before="60" w:after="60"/>
-        <w:jc w:val="both"/>
         <w:rPr>
           <w:rFonts w:ascii="Times New Roman" w:hAnsi="Times New Roman" w:cs="Times New Roman"/>
           <w:color w:val="000000" w:themeColor="text1"/>
         </w:rPr>
       </w:pPr>
-      <w:r>
-        <w:rPr>
-          <w:rFonts w:ascii="Times New Roman" w:hAnsi="Times New Roman" w:cs="Times New Roman"/>
-          <w:color w:val="000000" w:themeColor="text1"/>
-        </w:rPr>
-        <w:t>This project provided valuable experience in translating an abstract specification into a working multi-class Java application. The most challenging aspect was designing the undo system to cover three distinct operation types (add, delete, edit) across three entity types (appointments, professionals, tasks), yielding nine action types handled by a single UndoManager. Storing a typed UndoAction record with both before and after states, and using a switch statement in GUI.performUndo() to dispatch the correct</w:t>
-      </w:r>
-      <w:r>
-        <w:rPr>
-          <w:rFonts w:ascii="Times New Roman" w:hAnsi="Times New Roman" w:cs="Times New Roman"/>
-          <w:color w:val="000000" w:themeColor="text1"/>
-        </w:rPr>
-        <w:t xml:space="preserve"> reversal logic, proved to be a clean and extensible solution.</w:t>
-      </w:r>
     </w:p>
+    <w:tbl>
+      <w:tblPr>
+        <w:tblStyle w:val="TableGrid"/>
+        <w:tblW w:w="9026" w:type="dxa"/>
+        <w:tblBorders>
+          <w:top w:val="none" w:sz="0" w:space="0" w:color="auto"/>
+          <w:left w:val="none" w:sz="0" w:space="0" w:color="auto"/>
+          <w:bottom w:val="none" w:sz="0" w:space="0" w:color="auto"/>
+          <w:right w:val="none" w:sz="0" w:space="0" w:color="auto"/>
+          <w:insideH w:val="none" w:sz="0" w:space="0" w:color="auto"/>
+          <w:insideV w:val="none" w:sz="0" w:space="0" w:color="auto"/>
+        </w:tblBorders>
+        <w:tblLook w:val="0000" w:firstRow="0" w:lastRow="0" w:firstColumn="0" w:lastColumn="0" w:noHBand="0" w:noVBand="0"/>
+      </w:tblPr>
+      <w:tblGrid>
+        <w:gridCol w:w="9026"/>
+      </w:tblGrid>
+      <w:tr>
+        <w:tc>
+          <w:tcPr>
+            <w:tcW w:w="9026" w:type="dxa"/>
+          </w:tcPr>
+          <w:p>
+            <w:pPr>
+              <w:spacing w:after="80"/>
+              <w:rPr>
+                <w:rFonts w:ascii="Times New Roman" w:hAnsi="Times New Roman" w:cs="Times New Roman"/>
+                <w:color w:val="000000" w:themeColor="text1"/>
+              </w:rPr>
+            </w:pPr>
+            <w:r>
+              <w:rPr>
+                <w:rFonts w:ascii="Times New Roman" w:hAnsi="Times New Roman" w:cs="Times New Roman"/>
+                <w:b/>
+                <w:bCs/>
+                <w:color w:val="000000" w:themeColor="text1"/>
+              </w:rPr>
+              <w:t xml:space="preserve">Huy Ngo </w:t>
+            </w:r>
+          </w:p>
+          <w:p>
+            <w:pPr>
+              <w:spacing w:after="80"/>
+              <w:jc w:val="both"/>
+              <w:rPr>
+                <w:rFonts w:ascii="Times New Roman" w:hAnsi="Times New Roman" w:cs="Times New Roman"/>
+                <w:color w:val="000000" w:themeColor="text1"/>
+              </w:rPr>
+            </w:pPr>
+            <w:r>
+              <w:rPr>
+                <w:rFonts w:ascii="Times New Roman" w:hAnsi="Times New Roman" w:cs="Times New Roman"/>
+                <w:color w:val="000000" w:themeColor="text1"/>
+              </w:rPr>
+              <w:t>My contributions were the Task class, the AppState class, and writing the report.</w:t>
+            </w:r>
+            <w:r>
+              <w:rPr>
+                <w:rFonts w:ascii="Times New Roman" w:hAnsi="Times New Roman" w:cs="Times New Roman"/>
+                <w:color w:val="000000" w:themeColor="text1"/>
+              </w:rPr>
+              <w:t xml:space="preserve"> </w:t>
+            </w:r>
+            <w:r>
+              <w:rPr>
+                <w:rFonts w:ascii="Times New Roman" w:hAnsi="Times New Roman" w:cs="Times New Roman"/>
+                <w:color w:val="000000" w:themeColor="text1"/>
+              </w:rPr>
+              <w:t>In Task, I created a Priority enum (HIGH, MEDIUM, LOW). Using an enum made sorting tasks by priority simple in the GUI and avoided relying on string comparisons.</w:t>
+            </w:r>
+            <w:r>
+              <w:rPr>
+                <w:rFonts w:ascii="Times New Roman" w:hAnsi="Times New Roman" w:cs="Times New Roman"/>
+                <w:color w:val="000000" w:themeColor="text1"/>
+              </w:rPr>
+              <w:t xml:space="preserve"> </w:t>
+            </w:r>
+            <w:r>
+              <w:rPr>
+                <w:rFonts w:ascii="Times New Roman" w:hAnsi="Times New Roman" w:cs="Times New Roman"/>
+                <w:color w:val="000000" w:themeColor="text1"/>
+              </w:rPr>
+              <w:t>AppState was designed mainly as a container for the program’s data so that saving and loading the application using Java serialization would be straightforward. Looking back, I would improve this by making the fields private and adding getter methods instead of allowing direct access.</w:t>
+            </w:r>
+            <w:r>
+              <w:rPr>
+                <w:rFonts w:ascii="Times New Roman" w:hAnsi="Times New Roman" w:cs="Times New Roman"/>
+                <w:color w:val="000000" w:themeColor="text1"/>
+              </w:rPr>
+              <w:t xml:space="preserve"> </w:t>
+            </w:r>
+            <w:r>
+              <w:rPr>
+                <w:rFonts w:ascii="Times New Roman" w:hAnsi="Times New Roman" w:cs="Times New Roman"/>
+                <w:color w:val="000000" w:themeColor="text1"/>
+              </w:rPr>
+              <w:t>While writing the report, I read through the Diary and search algorithm implemented by other team members. This helped me better understand how the scheduling process works and how the day-by-day search and time-interval calculations are used to find available slots.</w:t>
+            </w:r>
+          </w:p>
+        </w:tc>
+      </w:tr>
+    </w:tbl>
     <w:p>
       <w:pPr>
-        <w:spacing w:before="60" w:after="60"/>
-        <w:jc w:val="both"/>
         <w:rPr>
           <w:rFonts w:ascii="Times New Roman" w:hAnsi="Times New Roman" w:cs="Times New Roman"/>
           <w:color w:val="000000" w:themeColor="text1"/>
         </w:rPr>
       </w:pPr>
-      <w:r>
-        <w:rPr>
-          <w:rFonts w:ascii="Times New Roman" w:hAnsi="Times New Roman" w:cs="Times New Roman"/>
-          <w:color w:val="000000" w:themeColor="text1"/>
-        </w:rPr>
-        <w:t>Working as a team required careful coordination of class interfaces. Early agreement on the Appointment, HealthProfessional, and Diary APIs — particularly the UUID-based ID scheme and the separate LocalDate/LocalTime fields in Appointment — allowed GUI and domain development to proceed largely in parallel. In retrospect, formalising these contracts as Java interfaces from the start would have reduced the occasional integration friction when method signatures needed to be adjusted. The decision to distribute</w:t>
-      </w:r>
-      <w:r>
-        <w:rPr>
-          <w:rFonts w:ascii="Times New Roman" w:hAnsi="Times New Roman" w:cs="Times New Roman"/>
-          <w:color w:val="000000" w:themeColor="text1"/>
-        </w:rPr>
-        <w:t xml:space="preserve"> business logic across GUI and AppState rather than introducing a dedicated service layer also made some GUI methods longer than ideal; in a larger project</w:t>
-      </w:r>
-      <w:r>
-        <w:rPr>
-          <w:rFonts w:ascii="Times New Roman" w:hAnsi="Times New Roman" w:cs="Times New Roman"/>
-          <w:color w:val="000000" w:themeColor="text1"/>
-          <w:lang w:val="vi-VN"/>
-        </w:rPr>
-        <w:t>,</w:t>
-      </w:r>
-      <w:r>
-        <w:rPr>
-          <w:rFonts w:ascii="Times New Roman" w:hAnsi="Times New Roman" w:cs="Times New Roman"/>
-          <w:color w:val="000000" w:themeColor="text1"/>
-        </w:rPr>
-        <w:t xml:space="preserve"> this would be refactored into a dedicated controller class.</w:t>
-      </w:r>
     </w:p>
+    <w:tbl>
+      <w:tblPr>
+        <w:tblStyle w:val="TableGrid"/>
+        <w:tblW w:w="9026" w:type="dxa"/>
+        <w:tblBorders>
+          <w:top w:val="none" w:sz="0" w:space="0" w:color="auto"/>
+          <w:left w:val="none" w:sz="0" w:space="0" w:color="auto"/>
+          <w:bottom w:val="none" w:sz="0" w:space="0" w:color="auto"/>
+          <w:right w:val="none" w:sz="0" w:space="0" w:color="auto"/>
+          <w:insideH w:val="none" w:sz="0" w:space="0" w:color="auto"/>
+          <w:insideV w:val="none" w:sz="0" w:space="0" w:color="auto"/>
+        </w:tblBorders>
+        <w:tblLook w:val="0000" w:firstRow="0" w:lastRow="0" w:firstColumn="0" w:lastColumn="0" w:noHBand="0" w:noVBand="0"/>
+      </w:tblPr>
+      <w:tblGrid>
+        <w:gridCol w:w="9026"/>
+      </w:tblGrid>
+      <w:tr>
+        <w:tc>
+          <w:tcPr>
+            <w:tcW w:w="9026" w:type="dxa"/>
+          </w:tcPr>
+          <w:p>
+            <w:pPr>
+              <w:spacing w:after="80"/>
+              <w:rPr>
+                <w:rFonts w:ascii="Times New Roman" w:hAnsi="Times New Roman" w:cs="Times New Roman"/>
+                <w:color w:val="000000" w:themeColor="text1"/>
+              </w:rPr>
+            </w:pPr>
+            <w:r>
+              <w:rPr>
+                <w:rFonts w:ascii="Times New Roman" w:hAnsi="Times New Roman" w:cs="Times New Roman"/>
+                <w:b/>
+                <w:bCs/>
+                <w:color w:val="000000" w:themeColor="text1"/>
+              </w:rPr>
+              <w:t xml:space="preserve">Yanis </w:t>
+            </w:r>
+          </w:p>
+          <w:p>
+            <w:pPr>
+              <w:jc w:val="both"/>
+              <w:rPr>
+                <w:rFonts w:ascii="Times New Roman" w:hAnsi="Times New Roman" w:cs="Times New Roman"/>
+                <w:color w:val="000000" w:themeColor="text1"/>
+              </w:rPr>
+            </w:pPr>
+            <w:r>
+              <w:rPr>
+                <w:rFonts w:ascii="Times New Roman" w:hAnsi="Times New Roman" w:cs="Times New Roman"/>
+                <w:color w:val="000000" w:themeColor="text1"/>
+                <w:lang w:val="en-US"/>
+              </w:rPr>
+              <w:t>In this part of the project, I focused on designing and implementing the main graphical user interface using Java Swing. My goal was to create a layout that organizes the different features of the system into clear sections, such as managing professionals, viewing the diary, searching for available slots, and handling task lists. I implemented the main table and form interactions for adding, editing, and removing health professionals, while also connecting these components to the underlying data structures used to store the information. I also added validation for user input and a simple mechanism to ensure that names remain unique. Additionally, I included placeholder methods and comments to help coordinate integration with the backend logic written by other team members. Overall, this part helped me practice structuring a larger GUI class and coordinating front-end functionality with other parts of a group project.</w:t>
+            </w:r>
+          </w:p>
+        </w:tc>
+      </w:tr>
+    </w:tbl>
     <w:p>
       <w:pPr>
-        <w:spacing w:before="60" w:after="60"/>
-        <w:jc w:val="both"/>
-        <w:rPr>
-          <w:rFonts w:ascii="Times New Roman" w:hAnsi="Times New Roman" w:cs="Times New Roman"/>
-          <w:color w:val="000000" w:themeColor="text1"/>
+        <w:rPr>
+          <w:rFonts w:ascii="Times New Roman" w:hAnsi="Times New Roman" w:cs="Times New Roman"/>
+          <w:color w:val="000000" w:themeColor="text1"/>
+          <w:lang w:val="vi-VN"/>
         </w:rPr>
       </w:pPr>
-      <w:r>
-        <w:rPr>
-          <w:rFonts w:ascii="Times New Roman" w:hAnsi="Times New Roman" w:cs="Times New Roman"/>
-          <w:color w:val="000000" w:themeColor="text1"/>
-        </w:rPr>
-        <w:t>The data structure selection process was a valuable applied exercise. Choosing between TreeMap and HashMap required explicit reasoning about ordering versus constant-time performance, which reinforced lecture material on algorithmic complexity. The team identified that the inner LinkedList in Diary, while correctly justified on theoretical grounds, has negligible performance impact in practice</w:t>
-      </w:r>
-      <w:r>
-        <w:rPr>
-          <w:rFonts w:ascii="Times New Roman" w:hAnsi="Times New Roman" w:cs="Times New Roman"/>
-          <w:color w:val="000000" w:themeColor="text1"/>
-          <w:lang w:val="vi-VN"/>
-        </w:rPr>
-        <w:t>,</w:t>
-      </w:r>
-      <w:r>
-        <w:rPr>
-          <w:rFonts w:ascii="Times New Roman" w:hAnsi="Times New Roman" w:cs="Times New Roman"/>
-          <w:color w:val="000000" w:themeColor="text1"/>
-        </w:rPr>
-        <w:t xml:space="preserve"> given the small size of typical appointment lists per day — an important observation about the gap between theoretical justification and real-world effect.</w:t>
-      </w:r>
     </w:p>
+    <w:tbl>
+      <w:tblPr>
+        <w:tblStyle w:val="TableGrid"/>
+        <w:tblW w:w="9026" w:type="dxa"/>
+        <w:tblBorders>
+          <w:top w:val="none" w:sz="0" w:space="0" w:color="auto"/>
+          <w:left w:val="none" w:sz="0" w:space="0" w:color="auto"/>
+          <w:bottom w:val="none" w:sz="0" w:space="0" w:color="auto"/>
+          <w:right w:val="none" w:sz="0" w:space="0" w:color="auto"/>
+          <w:insideH w:val="none" w:sz="0" w:space="0" w:color="auto"/>
+          <w:insideV w:val="none" w:sz="0" w:space="0" w:color="auto"/>
+        </w:tblBorders>
+        <w:tblLook w:val="0000" w:firstRow="0" w:lastRow="0" w:firstColumn="0" w:lastColumn="0" w:noHBand="0" w:noVBand="0"/>
+      </w:tblPr>
+      <w:tblGrid>
+        <w:gridCol w:w="9026"/>
+      </w:tblGrid>
+      <w:tr>
+        <w:tc>
+          <w:tcPr>
+            <w:tcW w:w="9026" w:type="dxa"/>
+          </w:tcPr>
+          <w:p>
+            <w:pPr>
+              <w:spacing w:after="80"/>
+              <w:rPr>
+                <w:rFonts w:ascii="Times New Roman" w:hAnsi="Times New Roman" w:cs="Times New Roman"/>
+                <w:b/>
+                <w:bCs/>
+                <w:color w:val="000000" w:themeColor="text1"/>
+              </w:rPr>
+            </w:pPr>
+            <w:r>
+              <w:rPr>
+                <w:rFonts w:ascii="Times New Roman" w:hAnsi="Times New Roman" w:cs="Times New Roman"/>
+                <w:b/>
+                <w:bCs/>
+                <w:color w:val="000000" w:themeColor="text1"/>
+              </w:rPr>
+              <w:t xml:space="preserve"> </w:t>
+            </w:r>
+            <w:r>
+              <w:rPr>
+                <w:rFonts w:ascii="Times New Roman" w:hAnsi="Times New Roman" w:cs="Times New Roman"/>
+                <w:b/>
+                <w:bCs/>
+                <w:color w:val="000000" w:themeColor="text1"/>
+              </w:rPr>
+              <w:t>Shahabaz</w:t>
+            </w:r>
+          </w:p>
+          <w:p>
+            <w:pPr>
+              <w:spacing w:after="80"/>
+              <w:rPr>
+                <w:rFonts w:ascii="Times New Roman" w:hAnsi="Times New Roman" w:cs="Times New Roman"/>
+                <w:color w:val="000000" w:themeColor="text1"/>
+              </w:rPr>
+            </w:pPr>
+            <w:r>
+              <w:rPr>
+                <w:rFonts w:ascii="Times New Roman" w:hAnsi="Times New Roman" w:cs="Times New Roman"/>
+                <w:color w:val="000000" w:themeColor="text1"/>
+              </w:rPr>
+              <w:t>My role in the team focused mainly on research, discussion, and presentation rather than direct implementation. I investigated existing hospital scheduling systems and helped identify the core features our application needed, which contributed to the functional requirements in Section 2.</w:t>
+            </w:r>
+          </w:p>
+          <w:p>
+            <w:pPr>
+              <w:spacing w:after="80"/>
+              <w:rPr>
+                <w:rFonts w:ascii="Times New Roman" w:hAnsi="Times New Roman" w:cs="Times New Roman"/>
+                <w:color w:val="000000" w:themeColor="text1"/>
+              </w:rPr>
+            </w:pPr>
+            <w:r>
+              <w:rPr>
+                <w:rFonts w:ascii="Times New Roman" w:hAnsi="Times New Roman" w:cs="Times New Roman"/>
+                <w:color w:val="000000" w:themeColor="text1"/>
+              </w:rPr>
+              <w:t>During team meetings, I took part in design discussions such as choosing a GUI instead of a text-based menu and including a co-worker booking feature to better reflect real operating theatre scenarios. I also helped the team think through edge cases in the slot-search logic by working through manual examples before the algorithm was implemented.</w:t>
+            </w:r>
+          </w:p>
+        </w:tc>
+      </w:tr>
+    </w:tbl>
     <w:p>
       <w:pPr>
         <w:rPr>
           <w:rFonts w:ascii="Times New Roman" w:hAnsi="Times New Roman" w:cs="Times New Roman"/>
           <w:color w:val="000000" w:themeColor="text1"/>
+          <w:lang w:val="vi-VN"/>
         </w:rPr>
       </w:pPr>
     </w:p>
@@ -16445,73 +16548,72 @@
         <w:tc>
           <w:tcPr>
             <w:tcW w:w="9026" w:type="dxa"/>
+            <w:tcBorders>
+              <w:top w:val="nil"/>
+              <w:left w:val="nil"/>
+              <w:bottom w:val="nil"/>
+              <w:right w:val="nil"/>
+            </w:tcBorders>
           </w:tcPr>
           <w:p>
             <w:pPr>
               <w:spacing w:after="80"/>
-              <w:rPr>
-                <w:rFonts w:ascii="Times New Roman" w:hAnsi="Times New Roman" w:cs="Times New Roman"/>
-                <w:color w:val="000000" w:themeColor="text1"/>
-              </w:rPr>
-            </w:pPr>
-            <w:r>
               <w:rPr>
                 <w:rFonts w:ascii="Times New Roman" w:hAnsi="Times New Roman" w:cs="Times New Roman"/>
                 <w:b/>
                 <w:bCs/>
                 <w:color w:val="000000" w:themeColor="text1"/>
               </w:rPr>
-              <w:t>Mohamed — Individual Self-Evaluation</w:t>
+            </w:pPr>
+            <w:r>
+              <w:rPr>
+                <w:rFonts w:ascii="Times New Roman" w:hAnsi="Times New Roman" w:cs="Times New Roman"/>
+                <w:b/>
+                <w:bCs/>
+                <w:color w:val="000000" w:themeColor="text1"/>
+              </w:rPr>
+              <w:t>Abdul</w:t>
+            </w:r>
+            <w:r>
+              <w:rPr>
+                <w:rFonts w:ascii="Times New Roman" w:hAnsi="Times New Roman" w:cs="Times New Roman"/>
+                <w:b/>
+                <w:bCs/>
+                <w:color w:val="000000" w:themeColor="text1"/>
+              </w:rPr>
+              <w:t xml:space="preserve"> </w:t>
             </w:r>
           </w:p>
           <w:p>
             <w:pPr>
               <w:spacing w:after="80"/>
-              <w:jc w:val="both"/>
-              <w:rPr>
-                <w:rFonts w:ascii="Times New Roman" w:hAnsi="Times New Roman" w:cs="Times New Roman"/>
-                <w:color w:val="000000" w:themeColor="text1"/>
-              </w:rPr>
-            </w:pPr>
-            <w:r>
-              <w:rPr>
-                <w:rFonts w:ascii="Times New Roman" w:hAnsi="Times New Roman" w:cs="Times New Roman"/>
-                <w:color w:val="000000" w:themeColor="text1"/>
-              </w:rPr>
-              <w:t>My primary contributions were the Appointment and Task domain classes. Implementing Appointment required careful thought about type choice: using separate LocalDate and LocalTime fields rather than a single LocalDateTime made the Diary's TreeMap key simpler (LocalDate only) and made time-only comparisons in the search algorithm straightforward. I also added the coWorkerIds list to Appointment to support the co-worker booking extension, which I felt significantly improved the realism of the scheduler.</w:t>
+              <w:rPr>
+                <w:rFonts w:ascii="Times New Roman" w:hAnsi="Times New Roman" w:cs="Times New Roman"/>
+                <w:color w:val="000000" w:themeColor="text1"/>
+              </w:rPr>
+            </w:pPr>
+            <w:r>
+              <w:rPr>
+                <w:rFonts w:ascii="Times New Roman" w:hAnsi="Times New Roman" w:cs="Times New Roman"/>
+                <w:color w:val="000000" w:themeColor="text1"/>
+              </w:rPr>
+              <w:t>My contribution to the project was mainly through discussion, idea generation, and preparation for the presentation. I researched Java Swing GUI conventions and shared the findings with the team during the early design stage, which helped influence decisions such as the four-tab layout and colour-coded priority rows in the Task List.</w:t>
             </w:r>
           </w:p>
           <w:p>
             <w:pPr>
               <w:spacing w:after="80"/>
-              <w:jc w:val="both"/>
-              <w:rPr>
-                <w:rFonts w:ascii="Times New Roman" w:hAnsi="Times New Roman" w:cs="Times New Roman"/>
-                <w:color w:val="000000" w:themeColor="text1"/>
-              </w:rPr>
-            </w:pPr>
-            <w:r>
-              <w:rPr>
-                <w:rFonts w:ascii="Times New Roman" w:hAnsi="Times New Roman" w:cs="Times New Roman"/>
-                <w:color w:val="000000" w:themeColor="text1"/>
-              </w:rPr>
-              <w:t>The challenge I found most interesting was the Task.Priority enum design. Using an enum with ordinal ordering (HIGH=0, MEDIUM=1, LOW=2) allowed the task table to sort by priority with a simple comparingInt(t -&gt; t.getPriority().ordinal()) comparator in GUI.refreshTasksTable(), avoiding any string-comparison fragility.</w:t>
-            </w:r>
-          </w:p>
-          <w:p>
-            <w:pPr>
-              <w:jc w:val="both"/>
-              <w:rPr>
-                <w:rFonts w:ascii="Times New Roman" w:hAnsi="Times New Roman" w:cs="Times New Roman"/>
-                <w:color w:val="000000" w:themeColor="text1"/>
-              </w:rPr>
-            </w:pPr>
-            <w:r>
-              <w:rPr>
-                <w:rFonts w:ascii="Times New Roman" w:hAnsi="Times New Roman" w:cs="Times New Roman"/>
-                <w:color w:val="000000" w:themeColor="text1"/>
-              </w:rPr>
-              <w:t>Looking back, I would have liked to contribute more to the GUI components. I underestimated how much time the Swing layout work would require and could have taken on one of the dialog panels to share the load more evenly. I also recognise that EDIT_TASK undo was not implemented — I had drafted the logic but it was not merged in time. This is noted in the Limitations section and would be my first target for a future iteration.</w:t>
+              <w:rPr>
+                <w:rFonts w:ascii="Times New Roman" w:hAnsi="Times New Roman" w:cs="Times New Roman"/>
+                <w:color w:val="000000" w:themeColor="text1"/>
+              </w:rPr>
+            </w:pPr>
+            <w:r>
+              <w:rPr>
+                <w:rFonts w:ascii="Times New Roman" w:hAnsi="Times New Roman" w:cs="Times New Roman"/>
+                <w:color w:val="000000" w:themeColor="text1"/>
+              </w:rPr>
+              <w:t>I also reviewed the test plan and suggested some edge-case tests, including the empty-stack undo test and the duplicate-date appointment test, which helped identify assumptions in the implementation.</w:t>
             </w:r>
           </w:p>
         </w:tc>
@@ -16522,359 +16624,7 @@
         <w:rPr>
           <w:rFonts w:ascii="Times New Roman" w:hAnsi="Times New Roman" w:cs="Times New Roman"/>
           <w:color w:val="000000" w:themeColor="text1"/>
-        </w:rPr>
-      </w:pPr>
-    </w:p>
-    <w:tbl>
-      <w:tblPr>
-        <w:tblStyle w:val="TableGrid"/>
-        <w:tblW w:w="9026" w:type="dxa"/>
-        <w:tblLook w:val="0000" w:firstRow="0" w:lastRow="0" w:firstColumn="0" w:lastColumn="0" w:noHBand="0" w:noVBand="0"/>
-      </w:tblPr>
-      <w:tblGrid>
-        <w:gridCol w:w="9026"/>
-      </w:tblGrid>
-      <w:tr>
-        <w:tc>
-          <w:tcPr>
-            <w:tcW w:w="9026" w:type="dxa"/>
-          </w:tcPr>
-          <w:p>
-            <w:pPr>
-              <w:spacing w:after="80"/>
-              <w:rPr>
-                <w:rFonts w:ascii="Times New Roman" w:hAnsi="Times New Roman" w:cs="Times New Roman"/>
-                <w:color w:val="000000" w:themeColor="text1"/>
-              </w:rPr>
-            </w:pPr>
-            <w:r>
-              <w:rPr>
-                <w:rFonts w:ascii="Times New Roman" w:hAnsi="Times New Roman" w:cs="Times New Roman"/>
-                <w:b/>
-                <w:bCs/>
-                <w:color w:val="000000" w:themeColor="text1"/>
-              </w:rPr>
-              <w:t>Huy Ngo — Individual Self-Evaluation</w:t>
-            </w:r>
-          </w:p>
-          <w:p>
-            <w:pPr>
-              <w:spacing w:after="80"/>
-              <w:jc w:val="both"/>
-              <w:rPr>
-                <w:rFonts w:ascii="Times New Roman" w:hAnsi="Times New Roman" w:cs="Times New Roman"/>
-                <w:color w:val="000000" w:themeColor="text1"/>
-              </w:rPr>
-            </w:pPr>
-            <w:r>
-              <w:rPr>
-                <w:rFonts w:ascii="Times New Roman" w:hAnsi="Times New Roman" w:cs="Times New Roman"/>
-                <w:color w:val="000000" w:themeColor="text1"/>
-              </w:rPr>
-              <w:t xml:space="preserve">I was responsible for HealthProfessional, Diary, and AppState. The most technically interesting part was the Diary class. My initial design used a HashMap&lt;LocalDate, LinkedList&lt;Appointment&gt;&gt;, which supports O(1) lookup per date but does not maintain chronological order. After discussing the search algorithm with the team, I switched to TreeMap&lt;LocalDate, LinkedList&lt;Appointment&gt;&gt;, which gives O(log n) per lookup but automatically iterates dates in chronological order — simplifying both the diary display and </w:t>
-            </w:r>
-            <w:r>
-              <w:rPr>
-                <w:rFonts w:ascii="Times New Roman" w:hAnsi="Times New Roman" w:cs="Times New Roman"/>
-                <w:color w:val="000000" w:themeColor="text1"/>
-              </w:rPr>
-              <w:t>the slot-search day loop significantly.</w:t>
-            </w:r>
-          </w:p>
-          <w:p>
-            <w:pPr>
-              <w:spacing w:after="80"/>
-              <w:jc w:val="both"/>
-              <w:rPr>
-                <w:rFonts w:ascii="Times New Roman" w:hAnsi="Times New Roman" w:cs="Times New Roman"/>
-                <w:color w:val="000000" w:themeColor="text1"/>
-              </w:rPr>
-            </w:pPr>
-            <w:r>
-              <w:rPr>
-                <w:rFonts w:ascii="Times New Roman" w:hAnsi="Times New Roman" w:cs="Times New Roman"/>
-                <w:color w:val="000000" w:themeColor="text1"/>
-              </w:rPr>
-              <w:t>AppState was designed to be a 'dumb' container — no logic, only fields and ensureStructures(). This made serialisation trivial (ObjectOutputStream writes the entire graph in one call) and kept the separation of concerns clean. In hindsight, I would have made the AppState fields private with accessor methods, since direct field access from GUI is technically a violation of encapsulation, even if it is convenient in a small project.</w:t>
-            </w:r>
-          </w:p>
-          <w:p>
-            <w:pPr>
-              <w:jc w:val="both"/>
-              <w:rPr>
-                <w:rFonts w:ascii="Times New Roman" w:hAnsi="Times New Roman" w:cs="Times New Roman"/>
-                <w:color w:val="000000" w:themeColor="text1"/>
-              </w:rPr>
-            </w:pPr>
-            <w:r>
-              <w:rPr>
-                <w:rFonts w:ascii="Times New Roman" w:hAnsi="Times New Roman" w:cs="Times New Roman"/>
-                <w:color w:val="000000" w:themeColor="text1"/>
-              </w:rPr>
-              <w:t xml:space="preserve">I also contributed the bulk of the report writing (Sections 1–5). Writing the pseudo-code section forced me to re-read and understand the GUI.runSearch() algorithm in detail, which gave me a much </w:t>
-            </w:r>
-            <w:r>
-              <w:rPr>
-                <w:rFonts w:ascii="Times New Roman" w:hAnsi="Times New Roman" w:cs="Times New Roman"/>
-                <w:color w:val="000000" w:themeColor="text1"/>
-              </w:rPr>
-              <w:lastRenderedPageBreak/>
-              <w:t>clearer appreciation of how the day-by-day iteration and free-interval computation work together. If I were to continue this project, my priority would be to introduce a proper service/controller layer between GUI and AppState.</w:t>
-            </w:r>
-          </w:p>
-        </w:tc>
-      </w:tr>
-    </w:tbl>
-    <w:p>
-      <w:pPr>
-        <w:rPr>
-          <w:rFonts w:ascii="Times New Roman" w:hAnsi="Times New Roman" w:cs="Times New Roman"/>
-          <w:color w:val="000000" w:themeColor="text1"/>
-        </w:rPr>
-      </w:pPr>
-    </w:p>
-    <w:tbl>
-      <w:tblPr>
-        <w:tblStyle w:val="TableGrid"/>
-        <w:tblW w:w="9026" w:type="dxa"/>
-        <w:tblLook w:val="0000" w:firstRow="0" w:lastRow="0" w:firstColumn="0" w:lastColumn="0" w:noHBand="0" w:noVBand="0"/>
-      </w:tblPr>
-      <w:tblGrid>
-        <w:gridCol w:w="9026"/>
-      </w:tblGrid>
-      <w:tr>
-        <w:tc>
-          <w:tcPr>
-            <w:tcW w:w="9026" w:type="dxa"/>
-          </w:tcPr>
-          <w:p>
-            <w:pPr>
-              <w:spacing w:after="80"/>
-              <w:rPr>
-                <w:rFonts w:ascii="Times New Roman" w:hAnsi="Times New Roman" w:cs="Times New Roman"/>
-                <w:color w:val="000000" w:themeColor="text1"/>
-              </w:rPr>
-            </w:pPr>
-            <w:r>
-              <w:rPr>
-                <w:rFonts w:ascii="Times New Roman" w:hAnsi="Times New Roman" w:cs="Times New Roman"/>
-                <w:b/>
-                <w:bCs/>
-                <w:color w:val="000000" w:themeColor="text1"/>
-              </w:rPr>
-              <w:t>Yanis — Individual Self-Evaluation</w:t>
-            </w:r>
-          </w:p>
-          <w:p>
-            <w:pPr>
-              <w:spacing w:after="80"/>
-              <w:jc w:val="both"/>
-              <w:rPr>
-                <w:rFonts w:ascii="Times New Roman" w:hAnsi="Times New Roman" w:cs="Times New Roman"/>
-                <w:color w:val="000000" w:themeColor="text1"/>
-              </w:rPr>
-            </w:pPr>
-            <w:r>
-              <w:rPr>
-                <w:rFonts w:ascii="Times New Roman" w:hAnsi="Times New Roman" w:cs="Times New Roman"/>
-                <w:color w:val="000000" w:themeColor="text1"/>
-              </w:rPr>
-              <w:t>My main responsibilities were UndoManager and the entire GUI (all four tabs, the menu bar, file I/O, and the search algorithm). UndoManager was conceptually straightforward once the ActionType enum was defined with nine values. The main design challenge was deciding what to store in UndoAction.before and UndoAction.after: I chose to store full object snapshots (a cloned HealthProfessional or Appointment) rather than delta fields, which makes the switch statement in performUndo() simpler at the cost of sligh</w:t>
-            </w:r>
-            <w:r>
-              <w:rPr>
-                <w:rFonts w:ascii="Times New Roman" w:hAnsi="Times New Roman" w:cs="Times New Roman"/>
-                <w:color w:val="000000" w:themeColor="text1"/>
-              </w:rPr>
-              <w:t>tly more memory per action.</w:t>
-            </w:r>
-          </w:p>
-          <w:p>
-            <w:pPr>
-              <w:spacing w:after="80"/>
-              <w:jc w:val="both"/>
-              <w:rPr>
-                <w:rFonts w:ascii="Times New Roman" w:hAnsi="Times New Roman" w:cs="Times New Roman"/>
-                <w:color w:val="000000" w:themeColor="text1"/>
-              </w:rPr>
-            </w:pPr>
-            <w:r>
-              <w:rPr>
-                <w:rFonts w:ascii="Times New Roman" w:hAnsi="Times New Roman" w:cs="Times New Roman"/>
-                <w:color w:val="000000" w:themeColor="text1"/>
-              </w:rPr>
-              <w:t>Building the GUI was the most time-consuming part of the project. The JSpinner-based date and time selectors required careful conversion between java.util.Date and LocalDate/LocalTime (via toInstant().atZone()). I also implemented the colour-coded task table renderer and the search results output with the Unicode box-drawing characters, both of which were well received during testing and demonstration preparation.</w:t>
-            </w:r>
-          </w:p>
-          <w:p>
-            <w:pPr>
-              <w:jc w:val="both"/>
-              <w:rPr>
-                <w:rFonts w:ascii="Times New Roman" w:hAnsi="Times New Roman" w:cs="Times New Roman"/>
-                <w:color w:val="000000" w:themeColor="text1"/>
-              </w:rPr>
-            </w:pPr>
-            <w:r>
-              <w:rPr>
-                <w:rFonts w:ascii="Times New Roman" w:hAnsi="Times New Roman" w:cs="Times New Roman"/>
-                <w:color w:val="000000" w:themeColor="text1"/>
-              </w:rPr>
-              <w:t>The aspect I am most proud of is the robustness of the undo system: because every mutation goes through the same push → act → refresh pattern, the undo path is consistent and there are no edge cases where a partial action is applied. If I were to do this again, I would separate the GUI event handlers from the mutation logic into a dedicated controller class, and I would write JUnit tests in parallel with the code rather than relying solely on manual GUI testing.</w:t>
-            </w:r>
-          </w:p>
-        </w:tc>
-      </w:tr>
-    </w:tbl>
-    <w:p>
-      <w:pPr>
-        <w:rPr>
-          <w:rFonts w:ascii="Times New Roman" w:hAnsi="Times New Roman" w:cs="Times New Roman"/>
-          <w:color w:val="000000" w:themeColor="text1"/>
-          <w:lang w:val="vi-VN"/>
-        </w:rPr>
-      </w:pPr>
-    </w:p>
-    <w:tbl>
-      <w:tblPr>
-        <w:tblStyle w:val="TableGrid"/>
-        <w:tblW w:w="9026" w:type="dxa"/>
-        <w:tblLook w:val="0000" w:firstRow="0" w:lastRow="0" w:firstColumn="0" w:lastColumn="0" w:noHBand="0" w:noVBand="0"/>
-      </w:tblPr>
-      <w:tblGrid>
-        <w:gridCol w:w="9026"/>
-      </w:tblGrid>
-      <w:tr>
-        <w:tc>
-          <w:tcPr>
-            <w:tcW w:w="9026" w:type="dxa"/>
-          </w:tcPr>
-          <w:p>
-            <w:pPr>
-              <w:spacing w:after="80"/>
-              <w:rPr>
-                <w:rFonts w:ascii="Times New Roman" w:hAnsi="Times New Roman" w:cs="Times New Roman"/>
-                <w:b/>
-                <w:bCs/>
-                <w:color w:val="000000" w:themeColor="text1"/>
-              </w:rPr>
-            </w:pPr>
-            <w:r>
-              <w:rPr>
-                <w:rFonts w:ascii="Times New Roman" w:hAnsi="Times New Roman" w:cs="Times New Roman"/>
-                <w:b/>
-                <w:bCs/>
-                <w:color w:val="000000" w:themeColor="text1"/>
-              </w:rPr>
-              <w:t>Moon</w:t>
-            </w:r>
-            <w:r>
-              <w:rPr>
-                <w:rFonts w:ascii="Times New Roman" w:hAnsi="Times New Roman" w:cs="Times New Roman"/>
-                <w:b/>
-                <w:bCs/>
-                <w:color w:val="000000" w:themeColor="text1"/>
-              </w:rPr>
-              <w:t xml:space="preserve"> — Individual Self-Evaluation</w:t>
-            </w:r>
-          </w:p>
-          <w:p>
-            <w:pPr>
-              <w:spacing w:after="80"/>
-              <w:rPr>
-                <w:rFonts w:ascii="Times New Roman" w:hAnsi="Times New Roman" w:cs="Times New Roman"/>
-                <w:color w:val="000000" w:themeColor="text1"/>
-                <w:lang w:val="vi-VN"/>
-              </w:rPr>
-            </w:pPr>
-            <w:r>
-              <w:rPr>
-                <w:rFonts w:ascii="Times New Roman" w:hAnsi="Times New Roman" w:cs="Times New Roman"/>
-                <w:color w:val="000000" w:themeColor="text1"/>
-              </w:rPr>
-              <w:t>My role in the team was focused on research, discussion, and presentation rather than direct implementation. I was responsible for investigating existing hospital scheduling systems and identifying the core features that our application would need to support, which directly shaped the functional requirements in Section 2. During team meetings I contributed to key design decisions — for example, the discussion around whether to use a text-based menu or a full GUI, and the choice to include a co-worker booking feature to better reflect real operating theatre scenarios. I also helped the team understand edge cases in the slot-search logic by working through manual examples on paper before the algorithm was coded. For the in-person demonstration I will present the project on behalf of the group, walking through the key features and explaining the design decisions to the assessors. In retrospect, I would have liked to contribute a small coding task — even something like writing the demo seed data — so that I had more direct experience with the Java codebase.</w:t>
-            </w:r>
-          </w:p>
-        </w:tc>
-      </w:tr>
-    </w:tbl>
-    <w:p>
-      <w:pPr>
-        <w:rPr>
-          <w:rFonts w:ascii="Times New Roman" w:hAnsi="Times New Roman" w:cs="Times New Roman"/>
-          <w:color w:val="000000" w:themeColor="text1"/>
-          <w:lang w:val="vi-VN"/>
-        </w:rPr>
-      </w:pPr>
-    </w:p>
-    <w:tbl>
-      <w:tblPr>
-        <w:tblStyle w:val="TableGrid"/>
-        <w:tblW w:w="9026" w:type="dxa"/>
-        <w:tblLook w:val="0000" w:firstRow="0" w:lastRow="0" w:firstColumn="0" w:lastColumn="0" w:noHBand="0" w:noVBand="0"/>
-      </w:tblPr>
-      <w:tblGrid>
-        <w:gridCol w:w="9026"/>
-      </w:tblGrid>
-      <w:tr>
-        <w:tc>
-          <w:tcPr>
-            <w:tcW w:w="9026" w:type="dxa"/>
-          </w:tcPr>
-          <w:p>
-            <w:pPr>
-              <w:spacing w:after="80"/>
-              <w:rPr>
-                <w:rFonts w:ascii="Times New Roman" w:hAnsi="Times New Roman" w:cs="Times New Roman"/>
-                <w:b/>
-                <w:bCs/>
-                <w:color w:val="000000" w:themeColor="text1"/>
-              </w:rPr>
-            </w:pPr>
-            <w:r>
-              <w:rPr>
-                <w:rFonts w:ascii="Times New Roman" w:hAnsi="Times New Roman" w:cs="Times New Roman"/>
-                <w:b/>
-                <w:bCs/>
-                <w:color w:val="000000" w:themeColor="text1"/>
-              </w:rPr>
-              <w:t>Abdul</w:t>
-            </w:r>
-            <w:r>
-              <w:rPr>
-                <w:rFonts w:ascii="Times New Roman" w:hAnsi="Times New Roman" w:cs="Times New Roman"/>
-                <w:b/>
-                <w:bCs/>
-                <w:color w:val="000000" w:themeColor="text1"/>
-              </w:rPr>
-              <w:t xml:space="preserve"> — Individual Self-Evaluation</w:t>
-            </w:r>
-          </w:p>
-          <w:p>
-            <w:pPr>
-              <w:spacing w:after="80"/>
-              <w:rPr>
-                <w:rFonts w:ascii="Times New Roman" w:hAnsi="Times New Roman" w:cs="Times New Roman"/>
-                <w:color w:val="000000" w:themeColor="text1"/>
-                <w:lang w:val="vi-VN"/>
-              </w:rPr>
-            </w:pPr>
-            <w:r>
-              <w:rPr>
-                <w:rFonts w:ascii="Times New Roman" w:hAnsi="Times New Roman" w:cs="Times New Roman"/>
-                <w:color w:val="000000" w:themeColor="text1"/>
-              </w:rPr>
-              <w:t>My contribution to the project was primarily through discussion, idea generation, and presentation preparation. I researched Java Swing GUI conventions and shared findings with Yanis during the early GUI design phase, which influenced decisions such as the four-tab layout and the colour-coded priority rows in the Task List view. I also participated in reviewing the test plan, suggesting several of the edge-case tests (for example, the empty-stack undo test and the duplicate-date appointment test) that helped catch assumptions the team had made about method behaviour. In the lead-up to submission I helped prepare the demonstration, structuring the 13-minute slot to highlight the most technically interesting aspects — the undo system, the search algorithm, and file persistence — rather than walking through every feature sequentially. Going forward I would aim to take on at least one programming task, as working directly with the code would have given me a deeper understanding of how the data structures interact at runtime.</w:t>
-            </w:r>
-          </w:p>
-        </w:tc>
-      </w:tr>
-    </w:tbl>
-    <w:p>
-      <w:pPr>
-        <w:rPr>
-          <w:rFonts w:ascii="Times New Roman" w:hAnsi="Times New Roman" w:cs="Times New Roman"/>
-          <w:color w:val="000000" w:themeColor="text1"/>
-          <w:lang w:val="vi-VN"/>
+          <w:lang w:val="en-US"/>
         </w:rPr>
       </w:pPr>
     </w:p>
@@ -17826,6 +17576,22 @@
     <w:uiPriority w:val="99"/>
     <w:rsid w:val="00E27941"/>
   </w:style>
+  <w:style w:type="table" w:styleId="TableGridLight">
+    <w:name w:val="Grid Table Light"/>
+    <w:basedOn w:val="TableNormal"/>
+    <w:uiPriority w:val="40"/>
+    <w:rsid w:val="004B1D8A"/>
+    <w:tblPr>
+      <w:tblBorders>
+        <w:top w:val="single" w:sz="4" w:space="0" w:color="BFBFBF" w:themeColor="background1" w:themeShade="BF"/>
+        <w:left w:val="single" w:sz="4" w:space="0" w:color="BFBFBF" w:themeColor="background1" w:themeShade="BF"/>
+        <w:bottom w:val="single" w:sz="4" w:space="0" w:color="BFBFBF" w:themeColor="background1" w:themeShade="BF"/>
+        <w:right w:val="single" w:sz="4" w:space="0" w:color="BFBFBF" w:themeColor="background1" w:themeShade="BF"/>
+        <w:insideH w:val="single" w:sz="4" w:space="0" w:color="BFBFBF" w:themeColor="background1" w:themeShade="BF"/>
+        <w:insideV w:val="single" w:sz="4" w:space="0" w:color="BFBFBF" w:themeColor="background1" w:themeShade="BF"/>
+      </w:tblBorders>
+    </w:tblPr>
+  </w:style>
 </w:styles>
 </file>
 
